--- a/Midterm2/Midterm2_TakeHome.docx
+++ b/Midterm2/Midterm2_TakeHome.docx
@@ -1030,7 +1030,19 @@
         <w:rPr>
           <w:color w:val="0070C0"/>
         </w:rPr>
-        <w:t>Since the main goal is to establish phylogenetic relationships between species</w:t>
+        <w:t xml:space="preserve">Since the main goal is to establish phylogenetic relationships between </w:t>
+      </w:r>
+      <w:r>
+        <w:rPr>
+          <w:color w:val="0070C0"/>
+        </w:rPr>
+        <w:t xml:space="preserve">given </w:t>
+      </w:r>
+      <w:r>
+        <w:rPr>
+          <w:color w:val="0070C0"/>
+        </w:rPr>
+        <w:t>species</w:t>
       </w:r>
       <w:r>
         <w:rPr>
@@ -1056,7 +1068,19 @@
         <w:rPr>
           <w:color w:val="0070C0"/>
         </w:rPr>
-        <w:t xml:space="preserve">-NG efficiently finds the best tree. </w:t>
+        <w:t xml:space="preserve">-NG efficiently finds the </w:t>
+      </w:r>
+      <w:r>
+        <w:rPr>
+          <w:color w:val="0070C0"/>
+        </w:rPr>
+        <w:t xml:space="preserve">appropriate </w:t>
+      </w:r>
+      <w:r>
+        <w:rPr>
+          <w:color w:val="0070C0"/>
+        </w:rPr>
+        <w:t xml:space="preserve">tree. </w:t>
       </w:r>
     </w:p>
     <w:p>
@@ -1109,6 +1133,12 @@
           <w:color w:val="0070C0"/>
         </w:rPr>
         <w:t xml:space="preserve">-NG to estimate the phylogenetic tree and calculate bootstrap </w:t>
+      </w:r>
+      <w:r>
+        <w:rPr>
+          <w:color w:val="0070C0"/>
+        </w:rPr>
+        <w:t>values</w:t>
       </w:r>
     </w:p>
     <w:p>
@@ -1376,290 +1406,6 @@
         <w:t xml:space="preserve"> as the outgroup to root the tree appropriately. </w:t>
       </w:r>
     </w:p>
-    <w:p>
-      <w:pPr>
-        <w:rPr>
-          <w:color w:val="0070C0"/>
-        </w:rPr>
-      </w:pPr>
-    </w:p>
-    <w:p>
-      <w:pPr>
-        <w:rPr>
-          <w:color w:val="0070C0"/>
-        </w:rPr>
-      </w:pPr>
-      <w:r>
-        <w:rPr>
-          <w:color w:val="0070C0"/>
-        </w:rPr>
-        <w:t xml:space="preserve">#load ape package </w:t>
-      </w:r>
-    </w:p>
-    <w:p>
-      <w:pPr>
-        <w:rPr>
-          <w:color w:val="0070C0"/>
-        </w:rPr>
-      </w:pPr>
-      <w:r>
-        <w:rPr>
-          <w:color w:val="0070C0"/>
-        </w:rPr>
-        <w:t>library(ape)</w:t>
-      </w:r>
-    </w:p>
-    <w:p>
-      <w:pPr>
-        <w:rPr>
-          <w:color w:val="0070C0"/>
-        </w:rPr>
-      </w:pPr>
-    </w:p>
-    <w:p>
-      <w:pPr>
-        <w:rPr>
-          <w:color w:val="0070C0"/>
-        </w:rPr>
-      </w:pPr>
-      <w:r>
-        <w:rPr>
-          <w:color w:val="0070C0"/>
-        </w:rPr>
-        <w:lastRenderedPageBreak/>
-        <w:t>#load in tree file</w:t>
-      </w:r>
-    </w:p>
-    <w:p>
-      <w:pPr>
-        <w:rPr>
-          <w:color w:val="0070C0"/>
-        </w:rPr>
-      </w:pPr>
-      <w:r>
-        <w:rPr>
-          <w:color w:val="0070C0"/>
-        </w:rPr>
-        <w:t xml:space="preserve">tree &lt;- </w:t>
-      </w:r>
-      <w:proofErr w:type="spellStart"/>
-      <w:proofErr w:type="gramStart"/>
-      <w:r>
-        <w:rPr>
-          <w:color w:val="0070C0"/>
-        </w:rPr>
-        <w:t>read.tree</w:t>
-      </w:r>
-      <w:proofErr w:type="spellEnd"/>
-      <w:proofErr w:type="gramEnd"/>
-      <w:r>
-        <w:rPr>
-          <w:color w:val="0070C0"/>
-        </w:rPr>
-        <w:t>("</w:t>
-      </w:r>
-      <w:proofErr w:type="spellStart"/>
-      <w:r>
-        <w:rPr>
-          <w:color w:val="0070C0"/>
-        </w:rPr>
-        <w:t>metazoa_</w:t>
-      </w:r>
-      <w:proofErr w:type="gramStart"/>
-      <w:r>
-        <w:rPr>
-          <w:color w:val="0070C0"/>
-        </w:rPr>
-        <w:t>raxml.raxml</w:t>
-      </w:r>
-      <w:proofErr w:type="gramEnd"/>
-      <w:r>
-        <w:rPr>
-          <w:color w:val="0070C0"/>
-        </w:rPr>
-        <w:t>.support</w:t>
-      </w:r>
-      <w:proofErr w:type="spellEnd"/>
-      <w:r>
-        <w:rPr>
-          <w:color w:val="0070C0"/>
-        </w:rPr>
-        <w:t>")</w:t>
-      </w:r>
-    </w:p>
-    <w:p>
-      <w:pPr>
-        <w:rPr>
-          <w:color w:val="0070C0"/>
-        </w:rPr>
-      </w:pPr>
-    </w:p>
-    <w:p>
-      <w:pPr>
-        <w:rPr>
-          <w:color w:val="0070C0"/>
-        </w:rPr>
-      </w:pPr>
-      <w:r>
-        <w:rPr>
-          <w:color w:val="0070C0"/>
-        </w:rPr>
-        <w:t>#root tree using specified outgroup</w:t>
-      </w:r>
-    </w:p>
-    <w:p>
-      <w:pPr>
-        <w:rPr>
-          <w:color w:val="0070C0"/>
-        </w:rPr>
-      </w:pPr>
-      <w:r>
-        <w:rPr>
-          <w:color w:val="0070C0"/>
-        </w:rPr>
-        <w:t xml:space="preserve">rooted_tree &lt;- </w:t>
-      </w:r>
-      <w:proofErr w:type="gramStart"/>
-      <w:r>
-        <w:rPr>
-          <w:color w:val="0070C0"/>
-        </w:rPr>
-        <w:t>root(</w:t>
-      </w:r>
-      <w:proofErr w:type="gramEnd"/>
-      <w:r>
-        <w:rPr>
-          <w:color w:val="0070C0"/>
-        </w:rPr>
-        <w:t>tree,</w:t>
-      </w:r>
-      <w:r>
-        <w:rPr>
-          <w:color w:val="0070C0"/>
-        </w:rPr>
-        <w:t xml:space="preserve"> </w:t>
-      </w:r>
-      <w:r>
-        <w:rPr>
-          <w:color w:val="0070C0"/>
-        </w:rPr>
-        <w:t xml:space="preserve">outgroup = </w:t>
-      </w:r>
-      <w:proofErr w:type="gramStart"/>
-      <w:r>
-        <w:rPr>
-          <w:color w:val="0070C0"/>
-        </w:rPr>
-        <w:t>c(</w:t>
-      </w:r>
-      <w:proofErr w:type="gramEnd"/>
-      <w:r>
-        <w:rPr>
-          <w:color w:val="0070C0"/>
-        </w:rPr>
-        <w:t>"Plakina_jani", "Grantia_compressa"),</w:t>
-      </w:r>
-    </w:p>
-    <w:p>
-      <w:pPr>
-        <w:rPr>
-          <w:color w:val="0070C0"/>
-        </w:rPr>
-      </w:pPr>
-      <w:r>
-        <w:rPr>
-          <w:color w:val="0070C0"/>
-        </w:rPr>
-        <w:t xml:space="preserve">  </w:t>
-      </w:r>
-      <w:proofErr w:type="spellStart"/>
-      <w:proofErr w:type="gramStart"/>
-      <w:r>
-        <w:rPr>
-          <w:color w:val="0070C0"/>
-        </w:rPr>
-        <w:t>resolve.root</w:t>
-      </w:r>
-      <w:proofErr w:type="spellEnd"/>
-      <w:proofErr w:type="gramEnd"/>
-      <w:r>
-        <w:rPr>
-          <w:color w:val="0070C0"/>
-        </w:rPr>
-        <w:t xml:space="preserve"> = TRUE)</w:t>
-      </w:r>
-    </w:p>
-    <w:p>
-      <w:pPr>
-        <w:rPr>
-          <w:color w:val="0070C0"/>
-        </w:rPr>
-      </w:pPr>
-    </w:p>
-    <w:p>
-      <w:pPr>
-        <w:rPr>
-          <w:color w:val="0070C0"/>
-        </w:rPr>
-      </w:pPr>
-      <w:r>
-        <w:rPr>
-          <w:color w:val="0070C0"/>
-        </w:rPr>
-        <w:t>#</w:t>
-      </w:r>
-      <w:proofErr w:type="gramStart"/>
-      <w:r>
-        <w:rPr>
-          <w:color w:val="0070C0"/>
-        </w:rPr>
-        <w:t>save</w:t>
-      </w:r>
-      <w:proofErr w:type="gramEnd"/>
-      <w:r>
-        <w:rPr>
-          <w:color w:val="0070C0"/>
-        </w:rPr>
-        <w:t xml:space="preserve"> rooted tree as a tree file for further analysis/visualization</w:t>
-      </w:r>
-    </w:p>
-    <w:p>
-      <w:pPr>
-        <w:rPr>
-          <w:color w:val="0070C0"/>
-        </w:rPr>
-      </w:pPr>
-      <w:proofErr w:type="spellStart"/>
-      <w:proofErr w:type="gramStart"/>
-      <w:r>
-        <w:rPr>
-          <w:color w:val="0070C0"/>
-        </w:rPr>
-        <w:t>write.tree</w:t>
-      </w:r>
-      <w:proofErr w:type="spellEnd"/>
-      <w:proofErr w:type="gramEnd"/>
-      <w:r>
-        <w:rPr>
-          <w:color w:val="0070C0"/>
-        </w:rPr>
-        <w:t>(rooted_tree, file = "metazoa_raxml_</w:t>
-      </w:r>
-      <w:proofErr w:type="gramStart"/>
-      <w:r>
-        <w:rPr>
-          <w:color w:val="0070C0"/>
-        </w:rPr>
-        <w:t>rooted.treefile</w:t>
-      </w:r>
-      <w:proofErr w:type="gramEnd"/>
-      <w:r>
-        <w:rPr>
-          <w:color w:val="0070C0"/>
-        </w:rPr>
-        <w:t>")</w:t>
-      </w:r>
-    </w:p>
     <w:p/>
     <w:p>
       <w:pPr>
@@ -1691,13 +1437,34 @@
         <w:rPr>
           <w:color w:val="0070C0"/>
         </w:rPr>
-        <w:t>The tree is fair</w:t>
-      </w:r>
-      <w:r>
-        <w:rPr>
-          <w:color w:val="0070C0"/>
-        </w:rPr>
-        <w:t>ly weak overall, and</w:t>
+        <w:lastRenderedPageBreak/>
+        <w:t xml:space="preserve">The tree is </w:t>
+      </w:r>
+      <w:proofErr w:type="gramStart"/>
+      <w:r>
+        <w:rPr>
+          <w:color w:val="0070C0"/>
+        </w:rPr>
+        <w:t>fair</w:t>
+      </w:r>
+      <w:r>
+        <w:rPr>
+          <w:color w:val="0070C0"/>
+        </w:rPr>
+        <w:t>ly weak</w:t>
+      </w:r>
+      <w:proofErr w:type="gramEnd"/>
+      <w:r>
+        <w:rPr>
+          <w:color w:val="0070C0"/>
+        </w:rPr>
+        <w:t xml:space="preserve"> overall</w:t>
+      </w:r>
+      <w:r>
+        <w:rPr>
+          <w:color w:val="0070C0"/>
+        </w:rPr>
+        <w:t xml:space="preserve"> because</w:t>
       </w:r>
       <w:r>
         <w:rPr>
@@ -1709,7 +1476,19 @@
         <w:rPr>
           <w:color w:val="0070C0"/>
         </w:rPr>
-        <w:t xml:space="preserve">Since the values I got were all lower than 50, this indicates a higher level of uncertainty of the tree. </w:t>
+        <w:t xml:space="preserve">Since the values I got were all lower than 50, this indicates a higher level of uncertainty </w:t>
+      </w:r>
+      <w:r>
+        <w:rPr>
+          <w:color w:val="0070C0"/>
+        </w:rPr>
+        <w:t xml:space="preserve">for </w:t>
+      </w:r>
+      <w:r>
+        <w:rPr>
+          <w:color w:val="0070C0"/>
+        </w:rPr>
+        <w:t xml:space="preserve">the relationships generated in the tree, </w:t>
       </w:r>
     </w:p>
     <w:p>
@@ -2203,11 +1982,18 @@
         <w:pStyle w:val="ListParagraph"/>
       </w:pPr>
       <w:r>
-        <w:lastRenderedPageBreak/>
         <w:drawing>
-          <wp:inline distT="0" distB="0" distL="0" distR="0" wp14:anchorId="1FB4AD51" wp14:editId="6122EFBF">
-            <wp:extent cx="5190565" cy="3895142"/>
-            <wp:effectExtent l="0" t="0" r="0" b="0"/>
+          <wp:anchor distT="0" distB="0" distL="114300" distR="114300" simplePos="0" relativeHeight="251658240" behindDoc="0" locked="0" layoutInCell="1" allowOverlap="1" wp14:anchorId="1FB4AD51" wp14:editId="16ABD7EB">
+            <wp:simplePos x="0" y="0"/>
+            <wp:positionH relativeFrom="margin">
+              <wp:align>center</wp:align>
+            </wp:positionH>
+            <wp:positionV relativeFrom="paragraph">
+              <wp:posOffset>196578</wp:posOffset>
+            </wp:positionV>
+            <wp:extent cx="5453380" cy="4092575"/>
+            <wp:effectExtent l="0" t="0" r="0" b="3175"/>
+            <wp:wrapSquare wrapText="bothSides"/>
             <wp:docPr id="1260824863" name="Picture 1"/>
             <wp:cNvGraphicFramePr>
               <a:graphicFrameLocks xmlns:a="http://schemas.openxmlformats.org/drawingml/2006/main" noChangeAspect="1"/>
@@ -2220,7 +2006,13 @@
                     <pic:cNvPicPr/>
                   </pic:nvPicPr>
                   <pic:blipFill>
-                    <a:blip r:embed="rId5"/>
+                    <a:blip r:embed="rId5">
+                      <a:extLst>
+                        <a:ext uri="{28A0092B-C50C-407E-A947-70E740481C1C}">
+                          <a14:useLocalDpi xmlns:a14="http://schemas.microsoft.com/office/drawing/2010/main" val="0"/>
+                        </a:ext>
+                      </a:extLst>
+                    </a:blip>
                     <a:stretch>
                       <a:fillRect/>
                     </a:stretch>
@@ -2228,7 +2020,474 @@
                   <pic:spPr>
                     <a:xfrm>
                       <a:off x="0" y="0"/>
-                      <a:ext cx="5202620" cy="3904189"/>
+                      <a:ext cx="5453380" cy="4092575"/>
+                    </a:xfrm>
+                    <a:prstGeom prst="rect">
+                      <a:avLst/>
+                    </a:prstGeom>
+                  </pic:spPr>
+                </pic:pic>
+              </a:graphicData>
+            </a:graphic>
+            <wp14:sizeRelH relativeFrom="margin">
+              <wp14:pctWidth>0</wp14:pctWidth>
+            </wp14:sizeRelH>
+            <wp14:sizeRelV relativeFrom="margin">
+              <wp14:pctHeight>0</wp14:pctHeight>
+            </wp14:sizeRelV>
+          </wp:anchor>
+        </w:drawing>
+      </w:r>
+    </w:p>
+    <w:p>
+      <w:pPr>
+        <w:pStyle w:val="ListParagraph"/>
+        <w:numPr>
+          <w:ilvl w:val="0"/>
+          <w:numId w:val="1"/>
+        </w:numPr>
+      </w:pPr>
+      <w:r>
+        <w:t xml:space="preserve">Next, you will investigate </w:t>
+      </w:r>
+      <w:r>
+        <w:t>protein function</w:t>
+      </w:r>
+      <w:r>
+        <w:t xml:space="preserve">. </w:t>
+      </w:r>
+      <w:r>
+        <w:t xml:space="preserve">You have been provided the </w:t>
+      </w:r>
+      <w:r>
+        <w:t>data from one of the mRNAs. Your goal is to investigate the function of the protein.</w:t>
+      </w:r>
+      <w:r>
+        <w:t xml:space="preserve"> </w:t>
+      </w:r>
+      <w:r>
+        <w:t xml:space="preserve">Use </w:t>
+      </w:r>
+      <w:r>
+        <w:t xml:space="preserve">the </w:t>
+      </w:r>
+      <w:proofErr w:type="spellStart"/>
+      <w:r>
+        <w:rPr>
+          <w:rFonts w:ascii="Courier New" w:hAnsi="Courier New" w:cs="Courier New"/>
+          <w:sz w:val="22"/>
+          <w:szCs w:val="22"/>
+        </w:rPr>
+        <w:t>metazoa_</w:t>
+      </w:r>
+      <w:proofErr w:type="gramStart"/>
+      <w:r>
+        <w:rPr>
+          <w:rFonts w:ascii="Courier New" w:hAnsi="Courier New" w:cs="Courier New"/>
+          <w:sz w:val="22"/>
+          <w:szCs w:val="22"/>
+        </w:rPr>
+        <w:t>alignment.gene</w:t>
+      </w:r>
+      <w:proofErr w:type="gramEnd"/>
+      <w:r>
+        <w:rPr>
+          <w:rFonts w:ascii="Courier New" w:hAnsi="Courier New" w:cs="Courier New"/>
+          <w:sz w:val="22"/>
+          <w:szCs w:val="22"/>
+        </w:rPr>
+        <w:t>.fasta</w:t>
+      </w:r>
+      <w:proofErr w:type="spellEnd"/>
+      <w:r>
+        <w:rPr>
+          <w:rFonts w:ascii="Courier New" w:hAnsi="Courier New" w:cs="Courier New"/>
+          <w:sz w:val="22"/>
+          <w:szCs w:val="22"/>
+        </w:rPr>
+        <w:t xml:space="preserve"> </w:t>
+      </w:r>
+      <w:r>
+        <w:t>file for questions 6-10.</w:t>
+      </w:r>
+    </w:p>
+    <w:p>
+      <w:pPr>
+        <w:pStyle w:val="ListParagraph"/>
+      </w:pPr>
+    </w:p>
+    <w:p>
+      <w:pPr>
+        <w:pStyle w:val="ListParagraph"/>
+        <w:numPr>
+          <w:ilvl w:val="0"/>
+          <w:numId w:val="1"/>
+        </w:numPr>
+      </w:pPr>
+      <w:r>
+        <w:lastRenderedPageBreak/>
+        <w:t>Look at the samples in your alignment. What biological/genetic process might have resulted in some samples having so many dashes in the alignment? What evidence led you to that conclusion?</w:t>
+      </w:r>
+    </w:p>
+    <w:p>
+      <w:pPr>
+        <w:pStyle w:val="ListParagraph"/>
+      </w:pPr>
+    </w:p>
+    <w:p>
+      <w:pPr>
+        <w:rPr>
+          <w:color w:val="0070C0"/>
+        </w:rPr>
+      </w:pPr>
+      <w:r>
+        <w:rPr>
+          <w:color w:val="0070C0"/>
+        </w:rPr>
+        <w:t xml:space="preserve">Some samples have many dashes in the alignment, likely due to alternative splicing or possibly incomplete transcript sequences. Several </w:t>
+      </w:r>
+      <w:r>
+        <w:rPr>
+          <w:color w:val="0070C0"/>
+        </w:rPr>
+        <w:t xml:space="preserve">sequences contain large blocks of gaps, which </w:t>
+      </w:r>
+      <w:proofErr w:type="gramStart"/>
+      <w:r>
+        <w:rPr>
+          <w:color w:val="0070C0"/>
+        </w:rPr>
+        <w:t>is</w:t>
+      </w:r>
+      <w:proofErr w:type="gramEnd"/>
+      <w:r>
+        <w:rPr>
+          <w:color w:val="0070C0"/>
+        </w:rPr>
+        <w:t xml:space="preserve"> more consistent with missing transcript regions or exon differences</w:t>
+      </w:r>
+      <w:r>
+        <w:rPr>
+          <w:color w:val="0070C0"/>
+        </w:rPr>
+        <w:t xml:space="preserve"> rather than point mutations. </w:t>
+      </w:r>
+    </w:p>
+    <w:p/>
+    <w:p>
+      <w:pPr>
+        <w:pStyle w:val="ListParagraph"/>
+        <w:numPr>
+          <w:ilvl w:val="0"/>
+          <w:numId w:val="1"/>
+        </w:numPr>
+      </w:pPr>
+      <w:r>
+        <w:t xml:space="preserve">Load your file into R. Find the gene from </w:t>
+      </w:r>
+      <w:r>
+        <w:rPr>
+          <w:i/>
+          <w:iCs/>
+        </w:rPr>
+        <w:t>Homo sapiens</w:t>
+      </w:r>
+      <w:r>
+        <w:t xml:space="preserve"> in your </w:t>
+      </w:r>
+      <w:r>
+        <w:t>alignment</w:t>
+      </w:r>
+      <w:r>
+        <w:t xml:space="preserve">. Translate that sequence to protein. </w:t>
+      </w:r>
+      <w:r>
+        <w:t xml:space="preserve">Write it to </w:t>
+      </w:r>
+      <w:proofErr w:type="gramStart"/>
+      <w:r>
+        <w:t xml:space="preserve">a </w:t>
+      </w:r>
+      <w:r>
+        <w:t>.</w:t>
+      </w:r>
+      <w:proofErr w:type="spellStart"/>
+      <w:r>
+        <w:rPr>
+          <w:rFonts w:ascii="Courier New" w:hAnsi="Courier New" w:cs="Courier New"/>
+          <w:sz w:val="22"/>
+          <w:szCs w:val="22"/>
+        </w:rPr>
+        <w:t>fasta</w:t>
+      </w:r>
+      <w:proofErr w:type="spellEnd"/>
+      <w:proofErr w:type="gramEnd"/>
+      <w:r>
+        <w:t xml:space="preserve"> file.</w:t>
+      </w:r>
+      <w:r>
+        <w:t xml:space="preserve"> </w:t>
+      </w:r>
+    </w:p>
+    <w:p/>
+    <w:p>
+      <w:pPr>
+        <w:pStyle w:val="ListParagraph"/>
+        <w:numPr>
+          <w:ilvl w:val="0"/>
+          <w:numId w:val="1"/>
+        </w:numPr>
+      </w:pPr>
+      <w:r>
+        <w:t>Use a database to figure out what</w:t>
+      </w:r>
+      <w:r>
+        <w:t xml:space="preserve"> your protein </w:t>
+      </w:r>
+      <w:r>
+        <w:t>is</w:t>
+      </w:r>
+      <w:r>
+        <w:t>.</w:t>
+      </w:r>
+      <w:r>
+        <w:t xml:space="preserve"> Click on the record for the best match. </w:t>
+      </w:r>
+      <w:r>
+        <w:t>What is the name of the gene?</w:t>
+      </w:r>
+    </w:p>
+    <w:p/>
+    <w:p>
+      <w:pPr>
+        <w:rPr>
+          <w:color w:val="0070C0"/>
+        </w:rPr>
+      </w:pPr>
+      <w:r>
+        <w:rPr>
+          <w:color w:val="0070C0"/>
+        </w:rPr>
+        <w:t xml:space="preserve">I used </w:t>
+      </w:r>
+      <w:proofErr w:type="spellStart"/>
+      <w:r>
+        <w:rPr>
+          <w:color w:val="0070C0"/>
+        </w:rPr>
+        <w:t>BLASTp</w:t>
+      </w:r>
+      <w:proofErr w:type="spellEnd"/>
+      <w:r>
+        <w:rPr>
+          <w:color w:val="0070C0"/>
+        </w:rPr>
+        <w:t xml:space="preserve"> and found that accession NP_001119603.1 is the best match</w:t>
+      </w:r>
+      <w:r>
+        <w:rPr>
+          <w:color w:val="0070C0"/>
+        </w:rPr>
+        <w:t xml:space="preserve">. The name of the gene is: </w:t>
+      </w:r>
+      <w:r>
+        <w:rPr>
+          <w:color w:val="0070C0"/>
+        </w:rPr>
+        <w:t>DNA polymerase subunit gamma-1</w:t>
+      </w:r>
+      <w:r>
+        <w:rPr>
+          <w:color w:val="0070C0"/>
+        </w:rPr>
+        <w:t xml:space="preserve"> (PolG1)</w:t>
+      </w:r>
+      <w:r>
+        <w:rPr>
+          <w:color w:val="0070C0"/>
+        </w:rPr>
+        <w:t>.</w:t>
+      </w:r>
+    </w:p>
+    <w:p/>
+    <w:p>
+      <w:pPr>
+        <w:pStyle w:val="ListParagraph"/>
+        <w:numPr>
+          <w:ilvl w:val="0"/>
+          <w:numId w:val="1"/>
+        </w:numPr>
+      </w:pPr>
+      <w:r>
+        <w:t xml:space="preserve">Locate the closest match to your sample in the </w:t>
+      </w:r>
+      <w:proofErr w:type="spellStart"/>
+      <w:r>
+        <w:t>UniProt</w:t>
+      </w:r>
+      <w:proofErr w:type="spellEnd"/>
+      <w:r>
+        <w:t xml:space="preserve"> database. Find the </w:t>
+      </w:r>
+      <w:proofErr w:type="spellStart"/>
+      <w:r>
+        <w:t>UniProt</w:t>
+      </w:r>
+      <w:proofErr w:type="spellEnd"/>
+      <w:r>
+        <w:t xml:space="preserve"> accession number. Using an R script, find the </w:t>
+      </w:r>
+      <w:r>
+        <w:t xml:space="preserve">GO sub-ontologies for this gene. List at least one </w:t>
+      </w:r>
+      <w:r>
+        <w:t>term from each of the three sub-ontologies.</w:t>
+      </w:r>
+      <w:r>
+        <w:t xml:space="preserve"> P</w:t>
+      </w:r>
+      <w:r>
+        <w:t>lot the GO info</w:t>
+      </w:r>
+      <w:r>
+        <w:t xml:space="preserve"> and provide the plot in your submission.</w:t>
+      </w:r>
+    </w:p>
+    <w:p>
+      <w:pPr>
+        <w:pStyle w:val="ListParagraph"/>
+      </w:pPr>
+    </w:p>
+    <w:p>
+      <w:pPr>
+        <w:rPr>
+          <w:color w:val="0070C0"/>
+        </w:rPr>
+      </w:pPr>
+      <w:r>
+        <w:rPr>
+          <w:color w:val="0070C0"/>
+        </w:rPr>
+        <w:t xml:space="preserve">The closest </w:t>
+      </w:r>
+      <w:r>
+        <w:rPr>
+          <w:color w:val="0070C0"/>
+        </w:rPr>
+        <w:t xml:space="preserve">match to the sample in </w:t>
+      </w:r>
+      <w:proofErr w:type="spellStart"/>
+      <w:r>
+        <w:rPr>
+          <w:color w:val="0070C0"/>
+        </w:rPr>
+        <w:t>Uniprot</w:t>
+      </w:r>
+      <w:proofErr w:type="spellEnd"/>
+      <w:r>
+        <w:rPr>
+          <w:color w:val="0070C0"/>
+        </w:rPr>
+        <w:t xml:space="preserve"> </w:t>
+      </w:r>
+      <w:r>
+        <w:rPr>
+          <w:color w:val="0070C0"/>
+        </w:rPr>
+        <w:t>is</w:t>
+      </w:r>
+      <w:r>
+        <w:rPr>
+          <w:color w:val="0070C0"/>
+        </w:rPr>
+        <w:t>:</w:t>
+      </w:r>
+      <w:r>
+        <w:rPr>
+          <w:color w:val="0070C0"/>
+        </w:rPr>
+        <w:t xml:space="preserve"> </w:t>
+      </w:r>
+      <w:r>
+        <w:rPr>
+          <w:color w:val="0070C0"/>
+        </w:rPr>
+        <w:t>P</w:t>
+      </w:r>
+      <w:proofErr w:type="gramStart"/>
+      <w:r>
+        <w:rPr>
+          <w:color w:val="0070C0"/>
+        </w:rPr>
+        <w:t>54098  DPOG</w:t>
+      </w:r>
+      <w:proofErr w:type="gramEnd"/>
+      <w:r>
+        <w:rPr>
+          <w:color w:val="0070C0"/>
+        </w:rPr>
+        <w:t xml:space="preserve">1_HUMAN. </w:t>
+      </w:r>
+      <w:r>
+        <w:rPr>
+          <w:color w:val="0070C0"/>
+        </w:rPr>
+        <w:t xml:space="preserve">The </w:t>
+      </w:r>
+      <w:r>
+        <w:rPr>
+          <w:color w:val="0070C0"/>
+        </w:rPr>
+        <w:t xml:space="preserve">GO sub-ontologies include </w:t>
+      </w:r>
+      <w:r>
+        <w:rPr>
+          <w:color w:val="0070C0"/>
+        </w:rPr>
+        <w:t xml:space="preserve">DNA binding (MF), mitochondrion (CC) and base-excision repair </w:t>
+      </w:r>
+      <w:r>
+        <w:rPr>
+          <w:color w:val="0070C0"/>
+        </w:rPr>
+        <w:t xml:space="preserve">(BP). </w:t>
+      </w:r>
+    </w:p>
+    <w:p>
+      <w:pPr>
+        <w:rPr>
+          <w:color w:val="0070C0"/>
+        </w:rPr>
+      </w:pPr>
+      <w:r>
+        <w:rPr>
+          <w:color w:val="0070C0"/>
+        </w:rPr>
+        <w:drawing>
+          <wp:inline distT="0" distB="0" distL="0" distR="0" wp14:anchorId="2E1C751A" wp14:editId="06736377">
+            <wp:extent cx="5190565" cy="3549988"/>
+            <wp:effectExtent l="0" t="0" r="0" b="0"/>
+            <wp:docPr id="1331958709" name="Picture 1"/>
+            <wp:cNvGraphicFramePr>
+              <a:graphicFrameLocks xmlns:a="http://schemas.openxmlformats.org/drawingml/2006/main" noChangeAspect="1"/>
+            </wp:cNvGraphicFramePr>
+            <a:graphic xmlns:a="http://schemas.openxmlformats.org/drawingml/2006/main">
+              <a:graphicData uri="http://schemas.openxmlformats.org/drawingml/2006/picture">
+                <pic:pic xmlns:pic="http://schemas.openxmlformats.org/drawingml/2006/picture">
+                  <pic:nvPicPr>
+                    <pic:cNvPr id="1331958709" name=""/>
+                    <pic:cNvPicPr/>
+                  </pic:nvPicPr>
+                  <pic:blipFill>
+                    <a:blip r:embed="rId6"/>
+                    <a:stretch>
+                      <a:fillRect/>
+                    </a:stretch>
+                  </pic:blipFill>
+                  <pic:spPr>
+                    <a:xfrm>
+                      <a:off x="0" y="0"/>
+                      <a:ext cx="5191561" cy="3550669"/>
                     </a:xfrm>
                     <a:prstGeom prst="rect">
                       <a:avLst/>
@@ -2241,6 +2500,7 @@
         </w:drawing>
       </w:r>
     </w:p>
+    <w:p/>
     <w:p>
       <w:pPr>
         <w:pStyle w:val="ListParagraph"/>
@@ -2250,330 +2510,17 @@
         </w:numPr>
       </w:pPr>
       <w:r>
-        <w:t xml:space="preserve">Next, you will investigate </w:t>
-      </w:r>
-      <w:r>
-        <w:t>protein function</w:t>
-      </w:r>
-      <w:r>
-        <w:t xml:space="preserve">. </w:t>
-      </w:r>
-      <w:r>
-        <w:t xml:space="preserve">You have been provided the </w:t>
-      </w:r>
-      <w:r>
-        <w:t>data from one of the mRNAs. Your goal is to investigate the function of the protein.</w:t>
-      </w:r>
-      <w:r>
-        <w:t xml:space="preserve"> </w:t>
-      </w:r>
-      <w:r>
-        <w:t xml:space="preserve">Use </w:t>
-      </w:r>
-      <w:r>
-        <w:t xml:space="preserve">the </w:t>
-      </w:r>
-      <w:proofErr w:type="spellStart"/>
-      <w:r>
-        <w:rPr>
-          <w:rFonts w:ascii="Courier New" w:hAnsi="Courier New" w:cs="Courier New"/>
-          <w:sz w:val="22"/>
-          <w:szCs w:val="22"/>
-        </w:rPr>
-        <w:t>metazoa_</w:t>
-      </w:r>
-      <w:proofErr w:type="gramStart"/>
-      <w:r>
-        <w:rPr>
-          <w:rFonts w:ascii="Courier New" w:hAnsi="Courier New" w:cs="Courier New"/>
-          <w:sz w:val="22"/>
-          <w:szCs w:val="22"/>
-        </w:rPr>
-        <w:t>alignment.gene</w:t>
-      </w:r>
-      <w:proofErr w:type="gramEnd"/>
-      <w:r>
-        <w:rPr>
-          <w:rFonts w:ascii="Courier New" w:hAnsi="Courier New" w:cs="Courier New"/>
-          <w:sz w:val="22"/>
-          <w:szCs w:val="22"/>
-        </w:rPr>
-        <w:t>.fasta</w:t>
-      </w:r>
-      <w:proofErr w:type="spellEnd"/>
-      <w:r>
-        <w:rPr>
-          <w:rFonts w:ascii="Courier New" w:hAnsi="Courier New" w:cs="Courier New"/>
-          <w:sz w:val="22"/>
-          <w:szCs w:val="22"/>
-        </w:rPr>
-        <w:t xml:space="preserve"> </w:t>
-      </w:r>
-      <w:r>
-        <w:t>file for questions 6-10.</w:t>
-      </w:r>
-    </w:p>
-    <w:p>
-      <w:pPr>
-        <w:pStyle w:val="ListParagraph"/>
-      </w:pPr>
-    </w:p>
-    <w:p>
-      <w:pPr>
-        <w:pStyle w:val="ListParagraph"/>
-      </w:pPr>
-    </w:p>
-    <w:p>
-      <w:pPr>
-        <w:pStyle w:val="ListParagraph"/>
-        <w:numPr>
-          <w:ilvl w:val="0"/>
-          <w:numId w:val="1"/>
-        </w:numPr>
-      </w:pPr>
-      <w:r>
-        <w:t>Look at the samples in your alignment. What biological/genetic process might have resulted in some samples having so many dashes in the alignment? What evidence led you to that conclusion?</w:t>
-      </w:r>
-    </w:p>
-    <w:p>
-      <w:pPr>
-        <w:pStyle w:val="ListParagraph"/>
-      </w:pPr>
-    </w:p>
-    <w:p>
-      <w:pPr>
-        <w:rPr>
-          <w:color w:val="0070C0"/>
-        </w:rPr>
-      </w:pPr>
-      <w:r>
-        <w:rPr>
-          <w:color w:val="0070C0"/>
-        </w:rPr>
-        <w:t xml:space="preserve">Some samples have many dashes in the alignment, likely due to alternative splicing or possibly incomplete transcript sequences. Several </w:t>
-      </w:r>
-      <w:r>
-        <w:rPr>
-          <w:color w:val="0070C0"/>
-        </w:rPr>
-        <w:t xml:space="preserve">sequences contain large blocks of gaps, which </w:t>
-      </w:r>
-      <w:proofErr w:type="gramStart"/>
-      <w:r>
-        <w:rPr>
-          <w:color w:val="0070C0"/>
-        </w:rPr>
-        <w:t>is</w:t>
-      </w:r>
-      <w:proofErr w:type="gramEnd"/>
-      <w:r>
-        <w:rPr>
-          <w:color w:val="0070C0"/>
-        </w:rPr>
-        <w:t xml:space="preserve"> more consistent with missing transcript regions or exon differences</w:t>
-      </w:r>
-      <w:r>
-        <w:rPr>
-          <w:color w:val="0070C0"/>
-        </w:rPr>
-        <w:t xml:space="preserve"> rather than point mutations. </w:t>
-      </w:r>
-    </w:p>
-    <w:p/>
-    <w:p>
-      <w:pPr>
-        <w:pStyle w:val="ListParagraph"/>
-        <w:numPr>
-          <w:ilvl w:val="0"/>
-          <w:numId w:val="1"/>
-        </w:numPr>
-      </w:pPr>
-      <w:r>
-        <w:t xml:space="preserve">Load your file into R. Find the gene from </w:t>
-      </w:r>
-      <w:r>
-        <w:rPr>
-          <w:i/>
-          <w:iCs/>
-        </w:rPr>
-        <w:t>Homo sapiens</w:t>
-      </w:r>
-      <w:r>
-        <w:t xml:space="preserve"> in your </w:t>
-      </w:r>
-      <w:r>
-        <w:t>alignment</w:t>
-      </w:r>
-      <w:r>
-        <w:t xml:space="preserve">. Translate that sequence to protein. </w:t>
-      </w:r>
-      <w:r>
-        <w:t xml:space="preserve">Write it to </w:t>
-      </w:r>
-      <w:proofErr w:type="gramStart"/>
-      <w:r>
-        <w:t xml:space="preserve">a </w:t>
-      </w:r>
-      <w:r>
-        <w:t>.</w:t>
-      </w:r>
-      <w:proofErr w:type="spellStart"/>
-      <w:r>
-        <w:rPr>
-          <w:rFonts w:ascii="Courier New" w:hAnsi="Courier New" w:cs="Courier New"/>
-          <w:sz w:val="22"/>
-          <w:szCs w:val="22"/>
-        </w:rPr>
-        <w:t>fasta</w:t>
-      </w:r>
-      <w:proofErr w:type="spellEnd"/>
-      <w:proofErr w:type="gramEnd"/>
-      <w:r>
-        <w:t xml:space="preserve"> file.</w:t>
-      </w:r>
-      <w:r>
-        <w:t xml:space="preserve"> </w:t>
-      </w:r>
-    </w:p>
-    <w:p/>
-    <w:p>
-      <w:pPr>
-        <w:pStyle w:val="ListParagraph"/>
-        <w:numPr>
-          <w:ilvl w:val="0"/>
-          <w:numId w:val="1"/>
-        </w:numPr>
-      </w:pPr>
-      <w:r>
-        <w:t>Use a database to figure out what</w:t>
-      </w:r>
-      <w:r>
-        <w:t xml:space="preserve"> your protein </w:t>
-      </w:r>
-      <w:r>
-        <w:t>is</w:t>
-      </w:r>
-      <w:r>
-        <w:t>.</w:t>
-      </w:r>
-      <w:r>
-        <w:t xml:space="preserve"> Click on the record for the best match. </w:t>
-      </w:r>
-      <w:r>
-        <w:t>What is the name of the gene?</w:t>
-      </w:r>
-    </w:p>
-    <w:p/>
-    <w:p>
-      <w:pPr>
-        <w:rPr>
-          <w:color w:val="0070C0"/>
-        </w:rPr>
-      </w:pPr>
-      <w:r>
-        <w:rPr>
-          <w:color w:val="0070C0"/>
-        </w:rPr>
-        <w:t xml:space="preserve">I used </w:t>
-      </w:r>
-      <w:proofErr w:type="spellStart"/>
-      <w:r>
-        <w:rPr>
-          <w:color w:val="0070C0"/>
-        </w:rPr>
-        <w:t>BLASTp</w:t>
-      </w:r>
-      <w:proofErr w:type="spellEnd"/>
-      <w:r>
-        <w:rPr>
-          <w:color w:val="0070C0"/>
-        </w:rPr>
-        <w:t xml:space="preserve"> and found that accession NP_001119603.1 is the best match</w:t>
-      </w:r>
-      <w:r>
-        <w:rPr>
-          <w:color w:val="0070C0"/>
-        </w:rPr>
-        <w:t xml:space="preserve">. The name of the gene is: </w:t>
-      </w:r>
-      <w:r>
-        <w:rPr>
-          <w:color w:val="0070C0"/>
-        </w:rPr>
-        <w:t>DNA polymerase subunit gamma-1</w:t>
-      </w:r>
-      <w:r>
-        <w:rPr>
-          <w:color w:val="0070C0"/>
-        </w:rPr>
-        <w:t xml:space="preserve">. </w:t>
-      </w:r>
-    </w:p>
-    <w:p/>
-    <w:p>
-      <w:pPr>
-        <w:pStyle w:val="ListParagraph"/>
-        <w:numPr>
-          <w:ilvl w:val="0"/>
-          <w:numId w:val="1"/>
-        </w:numPr>
-      </w:pPr>
-      <w:r>
-        <w:t xml:space="preserve">Locate the closest match to your sample in the </w:t>
-      </w:r>
-      <w:proofErr w:type="spellStart"/>
-      <w:r>
-        <w:t>UniProt</w:t>
-      </w:r>
-      <w:proofErr w:type="spellEnd"/>
-      <w:r>
-        <w:t xml:space="preserve"> database. Find the </w:t>
-      </w:r>
-      <w:proofErr w:type="spellStart"/>
-      <w:r>
-        <w:t>UniProt</w:t>
-      </w:r>
-      <w:proofErr w:type="spellEnd"/>
-      <w:r>
-        <w:t xml:space="preserve"> accession number. Using an R script, find the </w:t>
-      </w:r>
-      <w:r>
-        <w:t xml:space="preserve">GO sub-ontologies for this gene. List at least one </w:t>
-      </w:r>
-      <w:r>
-        <w:t>term from each of the three sub-ontologies.</w:t>
-      </w:r>
-      <w:r>
-        <w:t xml:space="preserve"> P</w:t>
-      </w:r>
-      <w:r>
-        <w:t>lot the GO info</w:t>
-      </w:r>
-      <w:r>
-        <w:t xml:space="preserve"> and provide the plot in your submission.</w:t>
+        <w:t>Upload to GitHub all your scripts (R and/or bash), and two figures (tree and GO info).</w:t>
+      </w:r>
+      <w:r>
+        <w:t xml:space="preserve"> There is no need to upload the alignment files if you don’t want to.</w:t>
       </w:r>
     </w:p>
     <w:p/>
     <w:p/>
     <w:p>
-      <w:pPr>
-        <w:pStyle w:val="ListParagraph"/>
-        <w:numPr>
-          <w:ilvl w:val="0"/>
-          <w:numId w:val="1"/>
-        </w:numPr>
-      </w:pPr>
-      <w:r>
-        <w:t>Upload to GitHub all your scripts (R and/or bash), and two figures (tree and GO info).</w:t>
-      </w:r>
-      <w:r>
-        <w:t xml:space="preserve"> There is no need to upload the alignment files if you don’t want to.</w:t>
-      </w:r>
-    </w:p>
-    <w:p/>
-    <w:p/>
-    <w:p>
-      <w:r>
+      <w:r>
+        <w:lastRenderedPageBreak/>
         <w:t>In the space below, add a link to your GitHub repository containing your code and figures:</w:t>
       </w:r>
     </w:p>
